--- a/Autoaimagix_Web_Developer_Task.docx
+++ b/Autoaimagix_Web_Developer_Task.docx
@@ -377,7 +377,7 @@
       <w:r>
         <w:t>رابط GitHub:</w:t>
         <w:br/>
-        <w:t>https://github.com/&lt;YOUR_USERNAME&gt;/notes-saas-api</w:t>
+        <w:t>https://github.com/AbdUllahO7/test-note-project</w:t>
       </w:r>
     </w:p>
     <w:p>
